--- a/press-release-waca.docx
+++ b/press-release-waca.docx
@@ -91,7 +91,7 @@
           <w:sz w:val="21"/>
           <w:szCs w:val="21"/>
         </w:rPr>
-        <w:t xml:space="preserve">一般社団法人ウェブ解析士協会（東京都新宿区、代表理事：守口 剛、以下WACA）は、日本経済大学が主催する高校生向け「WACA認定 デジタルマーケティング資格取得講座」（2026年8月・渋谷サクラステージ「STATIO」）を後援し、高校生の受講料・受験料・公式テキスト（PDF・4,000円分）を全額負担します。高校生が実務水準の資格に無償で挑戦できる、協会初の本格的な高大連携プログラムです。</w:t>
+        <w:t xml:space="preserve">一般社団法人ウェブ解析士協会（所在地・代表者：〔ご記入ください〕、以下WACA）は、日本経済大学が主催する高校生向け「WACA認定 デジタルマーケティング資格取得講座」（2026年8月・渋谷サクラステージ「STATIO」）を後援し、高校生の受講料・受験料・公式テキスト（PDF・4,000円分）を全額負担します。高校生が実務水準の資格に無償で挑戦できる、協会初の本格的な高大連携プログラムです。</w:t>
       </w:r>
     </w:p>
     <w:p>
@@ -823,7 +823,7 @@
               </w:rPr>
               <w:t xml:space="preserve">特設サイト：</w:t>
             </w:r>
-            <w:hyperlink w:history="1" r:id="rIdfy878o0n5fiuqthiveiqu">
+            <w:hyperlink w:history="1" r:id="rId1opqkzzigabq7lo1lfoam">
               <w:r>
                 <w:rPr>
                   <w:rFonts w:ascii="Yu Gothic" w:cs="Yu Gothic" w:eastAsia="Yu Gothic" w:hAnsi="Yu Gothic"/>
@@ -848,7 +848,7 @@
               </w:rPr>
               <w:t xml:space="preserve">申込フォーム：</w:t>
             </w:r>
-            <w:hyperlink w:history="1" r:id="rIdjss9ke5npjbatpj7el0mu">
+            <w:hyperlink w:history="1" r:id="rId0u-hbriesjrm7b1einb1z">
               <w:r>
                 <w:rPr>
                   <w:rFonts w:ascii="Yu Gothic" w:cs="Yu Gothic" w:eastAsia="Yu Gothic" w:hAnsi="Yu Gothic"/>

--- a/press-release-waca.docx
+++ b/press-release-waca.docx
@@ -556,7 +556,7 @@
                 <w:sz w:val="21"/>
                 <w:szCs w:val="21"/>
               </w:rPr>
-              <w:t xml:space="preserve">日本経済大学 STATIO（渋谷サクラステージ 8F／渋谷駅 徒歩1分）</w:t>
+              <w:t xml:space="preserve">日本経済大学 STATIO（渋谷サクラステージ内, 渋谷駅 徒歩1分）</w:t>
             </w:r>
           </w:p>
         </w:tc>
